--- a/eurostar-biography-mark-stringer.docx
+++ b/eurostar-biography-mark-stringer.docx
@@ -21,7 +21,7 @@
       </w:pPr>
       <w:r>
         <w:rPr/>
-        <w:t>Mark Stringer is the author of Delivering the Impossible (Apress), where he talks about “the pirate ship”: the risk everyone can see on the horizon that nobody wants to mention. He has worked in software since 1994, as a project manager since 2010, with roles at the UK Government, Lloyds Bank, Cambridge University, and Xerox. He has never had an official job title of “tester,” but has a reputation for breaking any application he touches. He also wrote and performed possibly the only Edinburgh Fringe show about project management, which started in a field to single-figure audiences and finished in a theatre, sometimes to double figures audiences.</w:t>
+        <w:t>Mark Stringer is the author of Delivering the Impossible (Apress), where he talks about “the pirate ship”: the risk everyone can see on the horizon that nobody wants to mention. He runs his own project management consultancy. He has worked in software since 1994, as a project manager since 2010, with roles at the UK Government, Lloyds Bank, Cambridge University, and Xerox. He has never had an official job title of “tester,” but has a reputation for breaking any application he touches. He also wrote and performed possibly the only Edinburgh Fringe show about project management, which started in a field to single-figure audiences and finished in a theatre, sometimes to double figures audiences.</w:t>
       </w:r>
       <w:r>
         <w:rPr/>

--- a/eurostar-biography-mark-stringer.docx
+++ b/eurostar-biography-mark-stringer.docx
@@ -21,7 +21,7 @@
       </w:pPr>
       <w:r>
         <w:rPr/>
-        <w:t>Mark Stringer is the author of Delivering the Impossible (Apress), where he talks about “the pirate ship”: the risk everyone can see on the horizon that nobody wants to mention. He runs his own project management consultancy. He has worked in software since 1994, as a project manager since 2010, with roles at the UK Government, Lloyds Bank, Cambridge University, and Xerox. He has never had an official job title of “tester,” but has a reputation for breaking any application he touches. He also wrote and performed possibly the only Edinburgh Fringe show about project management, which started in a field to single-figure audiences and finished in a theatre, sometimes to double figures audiences.</w:t>
+        <w:t>Mark Stringer is the author of Delivering the Impossible (Apress), where he talks about “the pirate ship”: the risk everyone can see on the horizon that nobody wants to mention. He runs his own project management consultancy. He has worked in software since 1994, as a project manager since 2010, with roles at the UK Government, Lloyds Bank, Cambridge University, and Xerox. He has never had an official job title of “tester,” but has a reputation among developers for breaking any application he touches. He also wrote and performed possibly the only Edinburgh Fringe show about project management, which started in a field to single-figure audiences and finished in a theatre, sometimes to double figures audiences.</w:t>
       </w:r>
       <w:r>
         <w:rPr/>

--- a/eurostar-biography-mark-stringer.docx
+++ b/eurostar-biography-mark-stringer.docx
@@ -21,7 +21,7 @@
       </w:pPr>
       <w:r>
         <w:rPr/>
-        <w:t>Mark Stringer is the author of Delivering the Impossible (Apress), where he talks about “the pirate ship”: the risk everyone can see on the horizon that nobody wants to mention. He runs his own project management consultancy. He has worked in software since 1994, as a project manager since 2010, with roles at the UK Government, Lloyds Bank, Cambridge University, and Xerox. He has never had an official job title of “tester,” but has a reputation among developers for breaking any application he touches. He also wrote and performed possibly the only Edinburgh Fringe show about project management, which started in a field to single-figure audiences and finished in a theatre, sometimes to double figures audiences.</w:t>
+        <w:t>Mark Stringer is the author of Delivering the Impossible (Apress), where he talks about “the pirate ship”: the risk everyone can see on the horizon that nobody wants to mention. He runs his own project management consultancy. He has worked in software since 1994, as a project manager since 2010, with roles at the UK Government, Lloyds Bank, Cambridge University, and Xerox. He has never had an official job title of “tester,” but has a reputation among developers for breaking any application he touches. He also wrote, iterated and performed possibly the only Edinburgh Fringe show about project management, which started in a field to single-figure audiences and finished in a theatre, sometimes to double figures audiences.</w:t>
       </w:r>
       <w:r>
         <w:rPr/>

--- a/eurostar-biography-mark-stringer.docx
+++ b/eurostar-biography-mark-stringer.docx
@@ -21,7 +21,7 @@
       </w:pPr>
       <w:r>
         <w:rPr/>
-        <w:t>Mark Stringer is the author of Delivering the Impossible (Apress), where he talks about “the pirate ship”: the risk everyone can see on the horizon that nobody wants to mention. He runs his own project management consultancy. He has worked in software since 1994, as a project manager since 2010, with roles at the UK Government, Lloyds Bank, Cambridge University, and Xerox. He has never had an official job title of “tester,” but has a reputation among developers for breaking any application he touches. He also wrote, iterated and performed possibly the only Edinburgh Fringe show about project management, which started in a field to single-figure audiences and finished in a theatre, sometimes to double figures audiences.</w:t>
+        <w:t>Mark Stringer is the author of Delivering the Impossible (Apress), where he talks about “the pirate ship”: the risk everyone can see on the horizon that nobody wants to mention. He runs his own project management consultancy. He has worked in software since 1994, and as a project manager since 2010, with roles at the UK Government, Lloyds Bank, Cambridge University, and Xerox. He has never had an official job title of “tester,” but has a reputation among developers for breaking any application he touches. He also wrote, iterated and performed possibly the only Edinburgh Fringe show about project management, which started in a field to single-figure audiences and finished in a theatre, sometimes to double figures audiences.</w:t>
       </w:r>
       <w:r>
         <w:rPr/>
